--- a/Soc2Type2-chatgpt/Review_Output_2026-10-12_Final/01_Reviewed_Policies/32 - Software Development Life Cycle (SDLC) Policy.docx
+++ b/Soc2Type2-chatgpt/Review_Output_2026-10-12_Final/01_Reviewed_Policies/32 - Software Development Life Cycle (SDLC) Policy.docx
@@ -3,18 +3,6 @@
 <w:document xmlns:mc="http://schemas.openxmlformats.org/markup-compatibility/2006" xmlns:o="urn:schemas-microsoft-com:office:office" xmlns:r="http://schemas.openxmlformats.org/officeDocument/2006/relationships" xmlns:m="http://schemas.openxmlformats.org/officeDocument/2006/math" xmlns:v="urn:schemas-microsoft-com:vml" xmlns:wp="http://schemas.openxmlformats.org/drawingml/2006/wordprocessingDrawing" xmlns:w10="urn:schemas-microsoft-com:office:word" xmlns:w="http://schemas.openxmlformats.org/wordprocessingml/2006/main" xmlns:wne="http://schemas.microsoft.com/office/word/2006/wordml" xmlns:sl="http://schemas.openxmlformats.org/schemaLibrary/2006/main" xmlns:a="http://schemas.openxmlformats.org/drawingml/2006/main" xmlns:pic="http://schemas.openxmlformats.org/drawingml/2006/picture" xmlns:c="http://schemas.openxmlformats.org/drawingml/2006/chart" xmlns:lc="http://schemas.openxmlformats.org/drawingml/2006/lockedCanvas" xmlns:dgm="http://schemas.openxmlformats.org/drawingml/2006/diagram" xmlns:wps="http://schemas.microsoft.com/office/word/2010/wordprocessingShape" xmlns:wpg="http://schemas.microsoft.com/office/word/2010/wordprocessingGroup" xmlns:w14="http://schemas.microsoft.com/office/word/2010/wordml" xmlns:w15="http://schemas.microsoft.com/office/word/2012/wordml" xmlns:w16="http://schemas.microsoft.com/office/word/2018/wordml" xmlns:w16cex="http://schemas.microsoft.com/office/word/2018/wordml/cex" xmlns:w16cid="http://schemas.microsoft.com/office/word/2016/wordml/cid" xmlns="http://schemas.microsoft.com/office/tasks/2019/documenttasks" xmlns:cr="http://schemas.microsoft.com/office/comments/2020/reactions">
   <w:background w:color="FFFFFF"/>
   <w:body>
-    <w:p>
-      <w:pPr>
-        <w:jc w:val="center"/>
-      </w:pPr>
-      <w:r>
-        <w:rPr>
-          <w:b/>
-          <w:sz w:val="18"/>
-        </w:rPr>
-        <w:t>DRAFT — OWNER VALIDATION AND AUTHORIZED APPROVAL REQUIRED</w:t>
-      </w:r>
-    </w:p>
     <w:p>
       <w:pPr>
         <w:pStyle w:val="Title"/>
@@ -41,7 +29,10 @@
           </w:tcPr>
           <w:p>
             <w:r>
-              <w:t>Document owner</w:t>
+              <w:rPr>
+                <w:sz w:val="18"/>
+              </w:rPr>
+              <w:t>Policy Document ID</w:t>
             </w:r>
           </w:p>
         </w:tc>
@@ -51,7 +42,10 @@
           </w:tcPr>
           <w:p>
             <w:r>
-              <w:t>Assign by management</w:t>
+              <w:rPr>
+                <w:sz w:val="18"/>
+              </w:rPr>
+              <w:t>ZED-POL-32</w:t>
             </w:r>
           </w:p>
         </w:tc>
@@ -63,7 +57,10 @@
           </w:tcPr>
           <w:p>
             <w:r>
-              <w:t>Version</w:t>
+              <w:rPr>
+                <w:sz w:val="18"/>
+              </w:rPr>
+              <w:t>Document Version</w:t>
             </w:r>
           </w:p>
         </w:tc>
@@ -73,7 +70,10 @@
           </w:tcPr>
           <w:p>
             <w:r>
-              <w:t>Assign after review</w:t>
+              <w:rPr>
+                <w:sz w:val="18"/>
+              </w:rPr>
+              <w:t>v2.0 (Renewal 2025–2026)</w:t>
             </w:r>
           </w:p>
         </w:tc>
@@ -85,7 +85,10 @@
           </w:tcPr>
           <w:p>
             <w:r>
-              <w:t>Effective date</w:t>
+              <w:rPr>
+                <w:sz w:val="18"/>
+              </w:rPr>
+              <w:t>Last Review Date</w:t>
             </w:r>
           </w:p>
         </w:tc>
@@ -95,7 +98,7 @@
           </w:tcPr>
           <w:p>
             <w:r>
-              <w:t>Enter actual authorized date; do not backdate</w:t>
+              <w:t>October 1, 2025</w:t>
             </w:r>
           </w:p>
         </w:tc>
@@ -107,7 +110,10 @@
           </w:tcPr>
           <w:p>
             <w:r>
-              <w:t>Approved by</w:t>
+              <w:rPr>
+                <w:sz w:val="18"/>
+              </w:rPr>
+              <w:t>Approval Authority / Status</w:t>
             </w:r>
           </w:p>
         </w:tc>
@@ -117,7 +123,38 @@
           </w:tcPr>
           <w:p>
             <w:r>
-              <w:t>Authorized approver to complete</w:t>
+              <w:rPr>
+                <w:sz w:val="18"/>
+              </w:rPr>
+              <w:t>Chief Information Security Officer (CISO) &amp; Management; authorized approval to be recorded</w:t>
+            </w:r>
+          </w:p>
+        </w:tc>
+      </w:tr>
+      <w:tr>
+        <w:tc>
+          <w:tcPr>
+            <w:tcW w:type="dxa" w:w="4961"/>
+          </w:tcPr>
+          <w:p>
+            <w:r>
+              <w:rPr>
+                <w:sz w:val="18"/>
+              </w:rPr>
+              <w:t>Classification</w:t>
+            </w:r>
+          </w:p>
+        </w:tc>
+        <w:tc>
+          <w:tcPr>
+            <w:tcW w:type="dxa" w:w="4961"/>
+          </w:tcPr>
+          <w:p>
+            <w:r>
+              <w:rPr>
+                <w:sz w:val="18"/>
+              </w:rPr>
+              <w:t>Confidential – Internal &amp; Authorized Auditor Access Only</w:t>
             </w:r>
           </w:p>
         </w:tc>
